--- a/testakten/gesellschaftsgruender-ki-krypto-startup-berlin-musterprotokoll/01_whatsapp_gruender_chat_woche_1.docx
+++ b/testakten/gesellschaftsgruender-ki-krypto-startup-berlin-musterprotokoll/01_whatsapp_gruender_chat_woche_1.docx
@@ -5,36 +5,48 @@
     <w:p>
       <w:pPr>
         <w:pStyle w:val="Heading1"/>
+        <w:spacing w:after="160" w:line="259" w:lineRule="auto"/>
       </w:pPr>
       <w:r>
         <w:rPr>
           <w:rFonts w:ascii="Times New Roman" w:hAnsi="Times New Roman"/>
+          <w:b/>
+          <w:sz w:val="28"/>
         </w:rPr>
         <w:t>WhatsApp-Verlauf "NeuroChain Gründer" — Woche 1</w:t>
       </w:r>
     </w:p>
     <w:p>
       <w:pPr>
+        <w:spacing w:line="259" w:lineRule="auto" w:after="60"/>
         <w:jc w:val="left"/>
       </w:pPr>
       <w:r>
         <w:t>Gruppenchat zwischen Aylin, Jonas und Mira. Auszug der ersten Woche, exportiert aus WhatsApp. Zeitzone Europe/Berlin. Tippfehler und Sprachmischung sind so belassen, wie sie im Chat stehen. Die rechtlichen Aussagen darin sind nicht geprüft, sondern Gründermeinung.</w:t>
       </w:r>
     </w:p>
-    <w:p/>
     <w:p>
       <w:pPr>
+        <w:spacing w:line="259" w:lineRule="auto" w:after="60"/>
+      </w:pPr>
+    </w:p>
+    <w:p>
+      <w:pPr>
+        <w:spacing w:before="120" w:after="60" w:line="259" w:lineRule="auto"/>
         <w:jc w:val="left"/>
       </w:pPr>
       <w:r>
         <w:rPr>
+          <w:rFonts w:ascii="Times New Roman" w:hAnsi="Times New Roman"/>
           <w:b/>
+          <w:sz w:val="22"/>
         </w:rPr>
         <w:t>Montag, 11.05.2026</w:t>
       </w:r>
     </w:p>
     <w:p>
       <w:pPr>
+        <w:spacing w:line="259" w:lineRule="auto" w:after="60"/>
         <w:jc w:val="left"/>
       </w:pPr>
       <w:r>
@@ -43,6 +55,7 @@
     </w:p>
     <w:p>
       <w:pPr>
+        <w:spacing w:line="259" w:lineRule="auto" w:after="60"/>
         <w:jc w:val="left"/>
       </w:pPr>
       <w:r>
@@ -51,6 +64,7 @@
     </w:p>
     <w:p>
       <w:pPr>
+        <w:spacing w:line="259" w:lineRule="auto" w:after="60"/>
         <w:jc w:val="left"/>
       </w:pPr>
       <w:r>
@@ -59,6 +73,7 @@
     </w:p>
     <w:p>
       <w:pPr>
+        <w:spacing w:line="259" w:lineRule="auto" w:after="60"/>
         <w:jc w:val="left"/>
       </w:pPr>
       <w:r>
@@ -67,6 +82,7 @@
     </w:p>
     <w:p>
       <w:pPr>
+        <w:spacing w:line="259" w:lineRule="auto" w:after="60"/>
         <w:jc w:val="left"/>
       </w:pPr>
       <w:r>
@@ -75,6 +91,7 @@
     </w:p>
     <w:p>
       <w:pPr>
+        <w:spacing w:line="259" w:lineRule="auto" w:after="60"/>
         <w:jc w:val="left"/>
       </w:pPr>
       <w:r>
@@ -83,6 +100,7 @@
     </w:p>
     <w:p>
       <w:pPr>
+        <w:spacing w:line="259" w:lineRule="auto" w:after="60"/>
         <w:jc w:val="left"/>
       </w:pPr>
       <w:r>
@@ -91,6 +109,7 @@
     </w:p>
     <w:p>
       <w:pPr>
+        <w:spacing w:line="259" w:lineRule="auto" w:after="60"/>
         <w:jc w:val="left"/>
       </w:pPr>
       <w:r>
@@ -99,6 +118,7 @@
     </w:p>
     <w:p>
       <w:pPr>
+        <w:spacing w:line="259" w:lineRule="auto" w:after="60"/>
         <w:jc w:val="left"/>
       </w:pPr>
       <w:r>
@@ -107,6 +127,7 @@
     </w:p>
     <w:p>
       <w:pPr>
+        <w:spacing w:line="259" w:lineRule="auto" w:after="60"/>
         <w:jc w:val="left"/>
       </w:pPr>
       <w:r>
@@ -115,6 +136,7 @@
     </w:p>
     <w:p>
       <w:pPr>
+        <w:spacing w:line="259" w:lineRule="auto" w:after="60"/>
         <w:jc w:val="left"/>
       </w:pPr>
       <w:r>
@@ -123,6 +145,7 @@
     </w:p>
     <w:p>
       <w:pPr>
+        <w:spacing w:line="259" w:lineRule="auto" w:after="60"/>
         <w:jc w:val="left"/>
       </w:pPr>
       <w:r>
@@ -131,6 +154,7 @@
     </w:p>
     <w:p>
       <w:pPr>
+        <w:spacing w:line="259" w:lineRule="auto" w:after="60"/>
         <w:jc w:val="left"/>
       </w:pPr>
       <w:r>
@@ -139,6 +163,7 @@
     </w:p>
     <w:p>
       <w:pPr>
+        <w:spacing w:line="259" w:lineRule="auto" w:after="60"/>
         <w:jc w:val="left"/>
       </w:pPr>
       <w:r>
@@ -147,6 +172,7 @@
     </w:p>
     <w:p>
       <w:pPr>
+        <w:spacing w:line="259" w:lineRule="auto" w:after="60"/>
         <w:jc w:val="left"/>
       </w:pPr>
       <w:r>
@@ -155,6 +181,7 @@
     </w:p>
     <w:p>
       <w:pPr>
+        <w:spacing w:line="259" w:lineRule="auto" w:after="60"/>
         <w:jc w:val="left"/>
       </w:pPr>
       <w:r>
@@ -163,6 +190,7 @@
     </w:p>
     <w:p>
       <w:pPr>
+        <w:spacing w:line="259" w:lineRule="auto" w:after="60"/>
         <w:jc w:val="left"/>
       </w:pPr>
       <w:r>
@@ -171,6 +199,7 @@
     </w:p>
     <w:p>
       <w:pPr>
+        <w:spacing w:line="259" w:lineRule="auto" w:after="60"/>
         <w:jc w:val="left"/>
       </w:pPr>
       <w:r>
@@ -179,6 +208,7 @@
     </w:p>
     <w:p>
       <w:pPr>
+        <w:spacing w:line="259" w:lineRule="auto" w:after="60"/>
         <w:jc w:val="left"/>
       </w:pPr>
       <w:r>
@@ -187,6 +217,7 @@
     </w:p>
     <w:p>
       <w:pPr>
+        <w:spacing w:line="259" w:lineRule="auto" w:after="60"/>
         <w:jc w:val="left"/>
       </w:pPr>
       <w:r>
@@ -195,6 +226,7 @@
     </w:p>
     <w:p>
       <w:pPr>
+        <w:spacing w:line="259" w:lineRule="auto" w:after="60"/>
         <w:jc w:val="left"/>
       </w:pPr>
       <w:r>
@@ -203,6 +235,7 @@
     </w:p>
     <w:p>
       <w:pPr>
+        <w:spacing w:line="259" w:lineRule="auto" w:after="60"/>
         <w:jc w:val="left"/>
       </w:pPr>
       <w:r>
@@ -211,6 +244,7 @@
     </w:p>
     <w:p>
       <w:pPr>
+        <w:spacing w:line="259" w:lineRule="auto" w:after="60"/>
         <w:jc w:val="left"/>
       </w:pPr>
       <w:r>
@@ -219,6 +253,7 @@
     </w:p>
     <w:p>
       <w:pPr>
+        <w:spacing w:line="259" w:lineRule="auto" w:after="60"/>
         <w:jc w:val="left"/>
       </w:pPr>
       <w:r>
@@ -227,6 +262,7 @@
     </w:p>
     <w:p>
       <w:pPr>
+        <w:spacing w:line="259" w:lineRule="auto" w:after="60"/>
         <w:jc w:val="left"/>
       </w:pPr>
       <w:r>
@@ -235,6 +271,7 @@
     </w:p>
     <w:p>
       <w:pPr>
+        <w:spacing w:line="259" w:lineRule="auto" w:after="60"/>
         <w:jc w:val="left"/>
       </w:pPr>
       <w:r>
@@ -243,6 +280,7 @@
     </w:p>
     <w:p>
       <w:pPr>
+        <w:spacing w:line="259" w:lineRule="auto" w:after="60"/>
         <w:jc w:val="left"/>
       </w:pPr>
       <w:r>
@@ -251,6 +289,7 @@
     </w:p>
     <w:p>
       <w:pPr>
+        <w:spacing w:line="259" w:lineRule="auto" w:after="60"/>
         <w:jc w:val="left"/>
       </w:pPr>
       <w:r>
@@ -259,15 +298,21 @@
     </w:p>
     <w:p>
       <w:pPr>
+        <w:spacing w:line="259" w:lineRule="auto" w:after="60"/>
         <w:jc w:val="left"/>
       </w:pPr>
       <w:r>
         <w:t>11:46 Mira: 👍</w:t>
       </w:r>
     </w:p>
-    <w:p/>
     <w:p>
       <w:pPr>
+        <w:spacing w:line="259" w:lineRule="auto" w:after="60"/>
+      </w:pPr>
+    </w:p>
+    <w:p>
+      <w:pPr>
+        <w:spacing w:line="259" w:lineRule="auto" w:after="60"/>
         <w:jc w:val="left"/>
       </w:pPr>
       <w:r>
@@ -279,6 +324,7 @@
     </w:p>
     <w:p>
       <w:pPr>
+        <w:spacing w:line="259" w:lineRule="auto" w:after="60"/>
         <w:jc w:val="left"/>
       </w:pPr>
       <w:r>
@@ -287,6 +333,7 @@
     </w:p>
     <w:p>
       <w:pPr>
+        <w:spacing w:line="259" w:lineRule="auto" w:after="60"/>
         <w:jc w:val="left"/>
       </w:pPr>
       <w:r>
@@ -295,6 +342,7 @@
     </w:p>
     <w:p>
       <w:pPr>
+        <w:spacing w:line="259" w:lineRule="auto" w:after="60"/>
         <w:jc w:val="left"/>
       </w:pPr>
       <w:r>
@@ -303,6 +351,7 @@
     </w:p>
     <w:p>
       <w:pPr>
+        <w:spacing w:line="259" w:lineRule="auto" w:after="60"/>
         <w:jc w:val="left"/>
       </w:pPr>
       <w:r>
@@ -311,6 +360,7 @@
     </w:p>
     <w:p>
       <w:pPr>
+        <w:spacing w:line="259" w:lineRule="auto" w:after="60"/>
         <w:jc w:val="left"/>
       </w:pPr>
       <w:r>
@@ -319,6 +369,7 @@
     </w:p>
     <w:p>
       <w:pPr>
+        <w:spacing w:line="259" w:lineRule="auto" w:after="60"/>
         <w:jc w:val="left"/>
       </w:pPr>
       <w:r>
@@ -327,15 +378,21 @@
     </w:p>
     <w:p>
       <w:pPr>
+        <w:spacing w:line="259" w:lineRule="auto" w:after="60"/>
         <w:jc w:val="left"/>
       </w:pPr>
       <w:r>
         <w:t>14:32 Aylin: Wussten wir.</w:t>
       </w:r>
     </w:p>
-    <w:p/>
     <w:p>
       <w:pPr>
+        <w:spacing w:line="259" w:lineRule="auto" w:after="60"/>
+      </w:pPr>
+    </w:p>
+    <w:p>
+      <w:pPr>
+        <w:spacing w:line="259" w:lineRule="auto" w:after="60"/>
         <w:jc w:val="left"/>
       </w:pPr>
       <w:r>
@@ -347,6 +404,7 @@
     </w:p>
     <w:p>
       <w:pPr>
+        <w:spacing w:line="259" w:lineRule="auto" w:after="60"/>
         <w:jc w:val="left"/>
       </w:pPr>
       <w:r>
@@ -355,6 +413,7 @@
     </w:p>
     <w:p>
       <w:pPr>
+        <w:spacing w:line="259" w:lineRule="auto" w:after="60"/>
         <w:jc w:val="left"/>
       </w:pPr>
       <w:r>
@@ -363,6 +422,7 @@
     </w:p>
     <w:p>
       <w:pPr>
+        <w:spacing w:line="259" w:lineRule="auto" w:after="60"/>
         <w:jc w:val="left"/>
       </w:pPr>
       <w:r>
@@ -371,6 +431,7 @@
     </w:p>
     <w:p>
       <w:pPr>
+        <w:spacing w:line="259" w:lineRule="auto" w:after="60"/>
         <w:jc w:val="left"/>
       </w:pPr>
       <w:r>
@@ -379,6 +440,7 @@
     </w:p>
     <w:p>
       <w:pPr>
+        <w:spacing w:line="259" w:lineRule="auto" w:after="60"/>
         <w:jc w:val="left"/>
       </w:pPr>
       <w:r>
@@ -387,6 +449,7 @@
     </w:p>
     <w:p>
       <w:pPr>
+        <w:spacing w:line="259" w:lineRule="auto" w:after="60"/>
         <w:jc w:val="left"/>
       </w:pPr>
       <w:r>
@@ -395,6 +458,7 @@
     </w:p>
     <w:p>
       <w:pPr>
+        <w:spacing w:line="259" w:lineRule="auto" w:after="60"/>
         <w:jc w:val="left"/>
       </w:pPr>
       <w:r>
@@ -403,6 +467,7 @@
     </w:p>
     <w:p>
       <w:pPr>
+        <w:spacing w:line="259" w:lineRule="auto" w:after="60"/>
         <w:jc w:val="left"/>
       </w:pPr>
       <w:r>
@@ -411,6 +476,7 @@
     </w:p>
     <w:p>
       <w:pPr>
+        <w:spacing w:line="259" w:lineRule="auto" w:after="60"/>
         <w:jc w:val="left"/>
       </w:pPr>
       <w:r>
@@ -419,15 +485,21 @@
     </w:p>
     <w:p>
       <w:pPr>
+        <w:spacing w:line="259" w:lineRule="auto" w:after="60"/>
         <w:jc w:val="left"/>
       </w:pPr>
       <w:r>
         <w:t>09:25 Jonas: Workshop am Freitag im Hub Berlin Mitte. Drei Stunden, dann sind wir durch.</w:t>
       </w:r>
     </w:p>
-    <w:p/>
     <w:p>
       <w:pPr>
+        <w:spacing w:line="259" w:lineRule="auto" w:after="60"/>
+      </w:pPr>
+    </w:p>
+    <w:p>
+      <w:pPr>
+        <w:spacing w:line="259" w:lineRule="auto" w:after="60"/>
         <w:jc w:val="left"/>
       </w:pPr>
       <w:r>
@@ -439,6 +511,7 @@
     </w:p>
     <w:p>
       <w:pPr>
+        <w:spacing w:line="259" w:lineRule="auto" w:after="60"/>
         <w:jc w:val="left"/>
       </w:pPr>
       <w:r>
@@ -447,6 +520,7 @@
     </w:p>
     <w:p>
       <w:pPr>
+        <w:spacing w:line="259" w:lineRule="auto" w:after="60"/>
         <w:jc w:val="left"/>
       </w:pPr>
       <w:r>
@@ -455,6 +529,7 @@
     </w:p>
     <w:p>
       <w:pPr>
+        <w:spacing w:line="259" w:lineRule="auto" w:after="60"/>
         <w:jc w:val="left"/>
       </w:pPr>
       <w:r>
@@ -463,15 +538,21 @@
     </w:p>
     <w:p>
       <w:pPr>
+        <w:spacing w:line="259" w:lineRule="auto" w:after="60"/>
         <w:jc w:val="left"/>
       </w:pPr>
       <w:r>
         <w:t>19:53 Mira: 🎉</w:t>
       </w:r>
     </w:p>
-    <w:p/>
     <w:p>
       <w:pPr>
+        <w:spacing w:line="259" w:lineRule="auto" w:after="60"/>
+      </w:pPr>
+    </w:p>
+    <w:p>
+      <w:pPr>
+        <w:spacing w:line="259" w:lineRule="auto" w:after="60"/>
         <w:jc w:val="left"/>
       </w:pPr>
       <w:r>
@@ -479,13 +560,58 @@
       </w:r>
     </w:p>
     <w:sectPr>
+      <w:headerReference w:type="default" r:id="rId9"/>
+      <w:footerReference w:type="default" r:id="rId10"/>
       <w:pgSz w:w="11906" w:h="16838"/>
-      <w:pgMar w:top="1417" w:right="1417" w:bottom="1417" w:left="1417" w:header="720" w:footer="720" w:gutter="0"/>
+      <w:pgMar w:top="1191" w:right="1247" w:bottom="1134" w:left="1361" w:header="720" w:footer="720" w:gutter="0"/>
       <w:cols w:space="720"/>
       <w:docGrid w:linePitch="360"/>
     </w:sectPr>
   </w:body>
 </w:document>
+</file>
+
+<file path=word/footer1.xml><?xml version="1.0" encoding="utf-8"?>
+<w:ftr xmlns:m="http://schemas.openxmlformats.org/officeDocument/2006/math" xmlns:mc="http://schemas.openxmlformats.org/markup-compatibility/2006" xmlns:mo="http://schemas.microsoft.com/office/mac/office/2008/main" xmlns:mv="urn:schemas-microsoft-com:mac:vml" xmlns:o="urn:schemas-microsoft-com:office:office" xmlns:r="http://schemas.openxmlformats.org/officeDocument/2006/relationships" xmlns:v="urn:schemas-microsoft-com:vml" xmlns:w10="urn:schemas-microsoft-com:office:word" xmlns:w14="http://schemas.microsoft.com/office/word/2010/wordml" xmlns:w="http://schemas.openxmlformats.org/wordprocessingml/2006/main" xmlns:wne="http://schemas.microsoft.com/office/word/2006/wordml" xmlns:wp14="http://schemas.microsoft.com/office/word/2010/wordprocessingDrawing" xmlns:wp="http://schemas.openxmlformats.org/drawingml/2006/wordprocessingDrawing" xmlns:wpc="http://schemas.microsoft.com/office/word/2010/wordprocessingCanvas" xmlns:wpg="http://schemas.microsoft.com/office/word/2010/wordprocessingGroup" xmlns:wpi="http://schemas.microsoft.com/office/word/2010/wordprocessingInk" xmlns:wps="http://schemas.microsoft.com/office/word/2010/wordprocessingShape" mc:Ignorable="w14 wp14">
+  <w:p>
+    <w:pPr>
+      <w:pStyle w:val="Footer"/>
+      <w:jc w:val="left"/>
+    </w:pPr>
+    <w:r/>
+    <w:r>
+      <w:rPr>
+        <w:rFonts w:ascii="Times New Roman" w:hAnsi="Times New Roman"/>
+        <w:b w:val="0"/>
+        <w:color w:val="777777"/>
+        <w:sz w:val="17"/>
+      </w:rPr>
+      <w:t>Vertraulich | Bearbeitungsstand Juli 2026 | nur zur Aktenbearbeitung</w:t>
+    </w:r>
+  </w:p>
+</w:ftr>
+</file>
+
+<file path=word/header1.xml><?xml version="1.0" encoding="utf-8"?>
+<w:hdr xmlns:m="http://schemas.openxmlformats.org/officeDocument/2006/math" xmlns:mc="http://schemas.openxmlformats.org/markup-compatibility/2006" xmlns:mo="http://schemas.microsoft.com/office/mac/office/2008/main" xmlns:mv="urn:schemas-microsoft-com:mac:vml" xmlns:o="urn:schemas-microsoft-com:office:office" xmlns:r="http://schemas.openxmlformats.org/officeDocument/2006/relationships" xmlns:v="urn:schemas-microsoft-com:vml" xmlns:w10="urn:schemas-microsoft-com:office:word" xmlns:w14="http://schemas.microsoft.com/office/word/2010/wordml" xmlns:w="http://schemas.openxmlformats.org/wordprocessingml/2006/main" xmlns:wne="http://schemas.microsoft.com/office/word/2006/wordml" xmlns:wp14="http://schemas.microsoft.com/office/word/2010/wordprocessingDrawing" xmlns:wp="http://schemas.openxmlformats.org/drawingml/2006/wordprocessingDrawing" xmlns:wpc="http://schemas.microsoft.com/office/word/2010/wordprocessingCanvas" xmlns:wpg="http://schemas.microsoft.com/office/word/2010/wordprocessingGroup" xmlns:wpi="http://schemas.microsoft.com/office/word/2010/wordprocessingInk" xmlns:wps="http://schemas.microsoft.com/office/word/2010/wordprocessingShape" mc:Ignorable="w14 wp14">
+  <w:p>
+    <w:pPr>
+      <w:pStyle w:val="Header"/>
+      <w:jc w:val="left"/>
+    </w:pPr>
+    <w:r/>
+    <w:r>
+      <w:rPr>
+        <w:rFonts w:ascii="Times New Roman" w:hAnsi="Times New Roman"/>
+        <w:b w:val="0"/>
+        <w:i w:val="0"/>
+        <w:color w:val="666666"/>
+        <w:sz w:val="17"/>
+      </w:rPr>
+      <w:t>Hagemann &amp; Westarp Rechtsanwälte | Gesellschaftsrechtliche Arbeitsakte | Bearbeitungsstand Juli 2026</w:t>
+    </w:r>
+  </w:p>
+</w:hdr>
 </file>
 
 <file path=word/numbering.xml><?xml version="1.0" encoding="utf-8"?>
@@ -1202,11 +1328,12 @@
       <w:contextualSpacing/>
     </w:pPr>
     <w:rPr>
-      <w:rFonts w:asciiTheme="majorHAnsi" w:eastAsiaTheme="majorEastAsia" w:hAnsiTheme="majorHAnsi" w:cstheme="majorBidi"/>
+      <w:rFonts w:asciiTheme="majorHAnsi" w:eastAsiaTheme="majorEastAsia" w:hAnsiTheme="majorHAnsi" w:cstheme="majorBidi" w:ascii="Times New Roman" w:hAnsi="Times New Roman"/>
+      <w:b/>
       <w:color w:val="17365D" w:themeColor="text2" w:themeShade="BF"/>
       <w:spacing w:val="5"/>
       <w:kern w:val="28"/>
-      <w:sz w:val="52"/>
+      <w:sz w:val="30"/>
       <w:szCs w:val="52"/>
     </w:rPr>
   </w:style>
